--- a/javaChatgpt.docx
+++ b/javaChatgpt.docx
@@ -173,20 +173,40 @@
       <w:pPr>
         <w:bidi w:val="0"/>
         <w:rPr>
-          <w:rFonts w:hint="default"/>
+          <w:rFonts w:ascii="SimSun" w:hAnsi="SimSun" w:eastAsia="SimSun" w:cs="SimSun"/>
+          <w:sz w:val="24"/>
+          <w:szCs w:val="24"/>
+        </w:rPr>
+      </w:pPr>
+      <w:r>
+        <w:rPr>
+          <w:rFonts w:ascii="SimSun" w:hAnsi="SimSun" w:eastAsia="SimSun" w:cs="SimSun"/>
+          <w:sz w:val="24"/>
+          <w:szCs w:val="24"/>
+        </w:rPr>
+        <w:t>DAY 17 START — Java Annotations + Custom Annotations</w:t>
+      </w:r>
+    </w:p>
+    <w:p>
+      <w:pPr>
+        <w:bidi w:val="0"/>
+        <w:rPr>
+          <w:rFonts w:hint="default" w:ascii="SimSun" w:hAnsi="SimSun" w:eastAsia="SimSun" w:cs="SimSun"/>
+          <w:sz w:val="24"/>
+          <w:szCs w:val="24"/>
           <w:lang w:val="en-US"/>
         </w:rPr>
       </w:pPr>
+      <w:r>
+        <w:rPr>
+          <w:rFonts w:ascii="SimSun" w:hAnsi="SimSun" w:eastAsia="SimSun" w:cs="SimSun"/>
+          <w:sz w:val="24"/>
+          <w:szCs w:val="24"/>
+        </w:rPr>
+        <w:t>DAY 18 — LAMBDA &amp; FUNCTIONAL INTERFACE</w:t>
+      </w:r>
       <w:bookmarkStart w:id="0" w:name="_GoBack"/>
       <w:bookmarkEnd w:id="0"/>
-      <w:r>
-        <w:rPr>
-          <w:rFonts w:ascii="SimSun" w:hAnsi="SimSun" w:eastAsia="SimSun" w:cs="SimSun"/>
-          <w:sz w:val="24"/>
-          <w:szCs w:val="24"/>
-        </w:rPr>
-        <w:t>DAY 17 START — Java Annotations + Custom Annotations</w:t>
-      </w:r>
     </w:p>
     <w:p>
       <w:pPr>

--- a/javaChatgpt.docx
+++ b/javaChatgpt.docx
@@ -191,6 +191,78 @@
       <w:pPr>
         <w:bidi w:val="0"/>
         <w:rPr>
+          <w:rFonts w:ascii="SimSun" w:hAnsi="SimSun" w:eastAsia="SimSun" w:cs="SimSun"/>
+          <w:sz w:val="24"/>
+          <w:szCs w:val="24"/>
+        </w:rPr>
+      </w:pPr>
+      <w:r>
+        <w:rPr>
+          <w:rFonts w:ascii="SimSun" w:hAnsi="SimSun" w:eastAsia="SimSun" w:cs="SimSun"/>
+          <w:sz w:val="24"/>
+          <w:szCs w:val="24"/>
+        </w:rPr>
+        <w:t>DAY 18 — LAMBDA &amp; FUNCTIONAL INTERFACE</w:t>
+      </w:r>
+    </w:p>
+    <w:p>
+      <w:pPr>
+        <w:bidi w:val="0"/>
+        <w:rPr>
+          <w:rFonts w:ascii="SimSun" w:hAnsi="SimSun" w:eastAsia="SimSun" w:cs="SimSun"/>
+          <w:sz w:val="24"/>
+          <w:szCs w:val="24"/>
+        </w:rPr>
+      </w:pPr>
+      <w:r>
+        <w:rPr>
+          <w:rFonts w:ascii="SimSun" w:hAnsi="SimSun" w:eastAsia="SimSun" w:cs="SimSun"/>
+          <w:sz w:val="24"/>
+          <w:szCs w:val="24"/>
+        </w:rPr>
+        <w:t>Day 19 — Stream API</w:t>
+      </w:r>
+    </w:p>
+    <w:p>
+      <w:pPr>
+        <w:bidi w:val="0"/>
+        <w:rPr>
+          <w:rFonts w:ascii="SimSun" w:hAnsi="SimSun" w:eastAsia="SimSun" w:cs="SimSun"/>
+          <w:sz w:val="24"/>
+          <w:szCs w:val="24"/>
+        </w:rPr>
+      </w:pPr>
+      <w:r>
+        <w:rPr>
+          <w:rFonts w:ascii="SimSun" w:hAnsi="SimSun" w:eastAsia="SimSun" w:cs="SimSun"/>
+          <w:sz w:val="24"/>
+          <w:szCs w:val="24"/>
+        </w:rPr>
+        <w:t>Day 20 — Optional</w:t>
+      </w:r>
+    </w:p>
+    <w:p>
+      <w:pPr>
+        <w:bidi w:val="0"/>
+        <w:rPr>
+          <w:rFonts w:ascii="SimSun" w:hAnsi="SimSun" w:eastAsia="SimSun" w:cs="SimSun"/>
+          <w:sz w:val="24"/>
+          <w:szCs w:val="24"/>
+        </w:rPr>
+      </w:pPr>
+      <w:r>
+        <w:rPr>
+          <w:rFonts w:ascii="SimSun" w:hAnsi="SimSun" w:eastAsia="SimSun" w:cs="SimSun"/>
+          <w:sz w:val="24"/>
+          <w:szCs w:val="24"/>
+        </w:rPr>
+        <w:t>DAY 22 — MODERN JAVA</w:t>
+      </w:r>
+    </w:p>
+    <w:p>
+      <w:pPr>
+        <w:bidi w:val="0"/>
+        <w:rPr>
           <w:rFonts w:hint="default" w:ascii="SimSun" w:hAnsi="SimSun" w:eastAsia="SimSun" w:cs="SimSun"/>
           <w:sz w:val="24"/>
           <w:szCs w:val="24"/>
@@ -203,8 +275,1182 @@
           <w:sz w:val="24"/>
           <w:szCs w:val="24"/>
         </w:rPr>
-        <w:t>DAY 18 — LAMBDA &amp; FUNCTIONAL INTERFACE</w:t>
-      </w:r>
+        <w:t>DAY 2</w:t>
+      </w:r>
+      <w:r>
+        <w:rPr>
+          <w:rFonts w:hint="default" w:ascii="SimSun" w:hAnsi="SimSun" w:eastAsia="SimSun" w:cs="SimSun"/>
+          <w:sz w:val="24"/>
+          <w:szCs w:val="24"/>
+          <w:lang w:val="en-US"/>
+        </w:rPr>
+        <w:t>3</w:t>
+      </w:r>
+      <w:r>
+        <w:rPr>
+          <w:rFonts w:ascii="SimSun" w:hAnsi="SimSun" w:eastAsia="SimSun" w:cs="SimSun"/>
+          <w:sz w:val="24"/>
+          <w:szCs w:val="24"/>
+        </w:rPr>
+        <w:t xml:space="preserve"> — </w:t>
+      </w:r>
+      <w:r>
+        <w:rPr>
+          <w:rFonts w:hint="default" w:ascii="SimSun" w:hAnsi="SimSun" w:eastAsia="SimSun" w:cs="SimSun"/>
+          <w:sz w:val="24"/>
+          <w:szCs w:val="24"/>
+          <w:lang w:val="en-US"/>
+        </w:rPr>
+        <w:t>REFLECTION</w:t>
+      </w:r>
+    </w:p>
+    <w:p>
+      <w:pPr>
+        <w:bidi w:val="0"/>
+        <w:rPr>
+          <w:rFonts w:hint="default" w:ascii="SimSun" w:hAnsi="SimSun" w:eastAsia="SimSun" w:cs="SimSun"/>
+          <w:sz w:val="24"/>
+          <w:szCs w:val="24"/>
+          <w:lang w:val="en-US"/>
+        </w:rPr>
+      </w:pPr>
+      <w:r>
+        <w:rPr>
+          <w:rFonts w:ascii="SimSun" w:hAnsi="SimSun" w:eastAsia="SimSun" w:cs="SimSun"/>
+          <w:sz w:val="24"/>
+          <w:szCs w:val="24"/>
+        </w:rPr>
+        <w:t>Day 24 — Proxy</w:t>
+      </w:r>
+    </w:p>
+    <w:p>
+      <w:pPr>
+        <w:bidi w:val="0"/>
+        <w:rPr>
+          <w:rFonts w:ascii="SimSun" w:hAnsi="SimSun" w:eastAsia="SimSun" w:cs="SimSun"/>
+          <w:sz w:val="24"/>
+          <w:szCs w:val="24"/>
+        </w:rPr>
+      </w:pPr>
+      <w:r>
+        <w:rPr>
+          <w:rFonts w:ascii="SimSun" w:hAnsi="SimSun" w:eastAsia="SimSun" w:cs="SimSun"/>
+          <w:sz w:val="24"/>
+          <w:szCs w:val="24"/>
+        </w:rPr>
+        <w:t>Day 25 —</w:t>
+      </w:r>
+      <w:r>
+        <w:rPr>
+          <w:rFonts w:hint="default" w:ascii="SimSun" w:hAnsi="SimSun" w:eastAsia="SimSun" w:cs="SimSun"/>
+          <w:sz w:val="24"/>
+          <w:szCs w:val="24"/>
+          <w:lang w:val="en-US"/>
+        </w:rPr>
+        <w:t xml:space="preserve"> </w:t>
+      </w:r>
+      <w:r>
+        <w:rPr>
+          <w:rFonts w:ascii="SimSun" w:hAnsi="SimSun" w:eastAsia="SimSun" w:cs="SimSun"/>
+          <w:sz w:val="24"/>
+          <w:szCs w:val="24"/>
+        </w:rPr>
+        <w:t>Spring AOP</w:t>
+      </w:r>
+    </w:p>
+    <w:p>
+      <w:pPr>
+        <w:bidi w:val="0"/>
+        <w:ind w:firstLine="720" w:firstLineChars="0"/>
+        <w:rPr>
+          <w:sz w:val="10"/>
+          <w:szCs w:val="10"/>
+        </w:rPr>
+      </w:pPr>
+      <w:r>
+        <w:rPr>
+          <w:rFonts w:hint="default" w:ascii="SimSun" w:hAnsi="SimSun" w:eastAsia="SimSun" w:cs="SimSun"/>
+          <w:sz w:val="10"/>
+          <w:szCs w:val="10"/>
+          <w:lang w:val="en-US"/>
+        </w:rPr>
+        <w:t xml:space="preserve"> - </w:t>
+      </w:r>
+      <w:r>
+        <w:rPr>
+          <w:sz w:val="10"/>
+          <w:szCs w:val="10"/>
+        </w:rPr>
+        <w:t xml:space="preserve">STARTUP </w:t>
+      </w:r>
+    </w:p>
+    <w:p>
+      <w:pPr>
+        <w:bidi w:val="0"/>
+        <w:ind w:firstLine="720" w:firstLineChars="0"/>
+        <w:rPr>
+          <w:sz w:val="10"/>
+          <w:szCs w:val="10"/>
+        </w:rPr>
+      </w:pPr>
+      <w:r>
+        <w:rPr>
+          <w:sz w:val="10"/>
+          <w:szCs w:val="10"/>
+        </w:rPr>
+        <w:t xml:space="preserve">│ ↓ create target bean </w:t>
+      </w:r>
+    </w:p>
+    <w:p>
+      <w:pPr>
+        <w:bidi w:val="0"/>
+        <w:ind w:firstLine="720" w:firstLineChars="0"/>
+        <w:rPr>
+          <w:sz w:val="10"/>
+          <w:szCs w:val="10"/>
+        </w:rPr>
+      </w:pPr>
+      <w:r>
+        <w:rPr>
+          <w:rFonts w:hint="default"/>
+          <w:sz w:val="10"/>
+          <w:szCs w:val="10"/>
+          <w:lang w:val="en-US"/>
+        </w:rPr>
+        <w:t>(contructor)</w:t>
+      </w:r>
+    </w:p>
+    <w:p>
+      <w:pPr>
+        <w:bidi w:val="0"/>
+        <w:ind w:firstLine="720" w:firstLineChars="0"/>
+        <w:rPr>
+          <w:rFonts w:hint="default"/>
+          <w:sz w:val="10"/>
+          <w:szCs w:val="10"/>
+          <w:lang w:val="en-US"/>
+        </w:rPr>
+      </w:pPr>
+      <w:r>
+        <w:rPr>
+          <w:sz w:val="10"/>
+          <w:szCs w:val="10"/>
+        </w:rPr>
+        <w:t xml:space="preserve">↓ inject dependencies </w:t>
+      </w:r>
+    </w:p>
+    <w:p>
+      <w:pPr>
+        <w:bidi w:val="0"/>
+        <w:ind w:firstLine="720" w:firstLineChars="0"/>
+        <w:rPr>
+          <w:sz w:val="10"/>
+          <w:szCs w:val="10"/>
+        </w:rPr>
+      </w:pPr>
+      <w:r>
+        <w:rPr>
+          <w:sz w:val="10"/>
+          <w:szCs w:val="10"/>
+        </w:rPr>
+        <w:t xml:space="preserve">↓ @PostConstruct </w:t>
+      </w:r>
+    </w:p>
+    <w:p>
+      <w:pPr>
+        <w:bidi w:val="0"/>
+        <w:ind w:firstLine="720" w:firstLineChars="0"/>
+        <w:rPr>
+          <w:sz w:val="10"/>
+          <w:szCs w:val="10"/>
+        </w:rPr>
+      </w:pPr>
+      <w:r>
+        <w:rPr>
+          <w:sz w:val="10"/>
+          <w:szCs w:val="10"/>
+        </w:rPr>
+        <w:t xml:space="preserve">↓ BeanPostProcessor </w:t>
+      </w:r>
+    </w:p>
+    <w:p>
+      <w:pPr>
+        <w:bidi w:val="0"/>
+        <w:ind w:firstLine="720" w:firstLineChars="0"/>
+        <w:rPr>
+          <w:sz w:val="10"/>
+          <w:szCs w:val="10"/>
+        </w:rPr>
+      </w:pPr>
+      <w:r>
+        <w:rPr>
+          <w:sz w:val="10"/>
+          <w:szCs w:val="10"/>
+        </w:rPr>
+        <w:t xml:space="preserve">↓ create Proxy </w:t>
+      </w:r>
+    </w:p>
+    <w:p>
+      <w:pPr>
+        <w:bidi w:val="0"/>
+        <w:ind w:firstLine="720" w:firstLineChars="0"/>
+        <w:rPr>
+          <w:sz w:val="10"/>
+          <w:szCs w:val="10"/>
+        </w:rPr>
+      </w:pPr>
+      <w:r>
+        <w:rPr>
+          <w:sz w:val="10"/>
+          <w:szCs w:val="10"/>
+        </w:rPr>
+        <w:t xml:space="preserve">↓ ApplicationContext </w:t>
+      </w:r>
+    </w:p>
+    <w:p>
+      <w:pPr>
+        <w:bidi w:val="0"/>
+        <w:ind w:firstLine="720" w:firstLineChars="0"/>
+        <w:rPr>
+          <w:sz w:val="10"/>
+          <w:szCs w:val="10"/>
+        </w:rPr>
+      </w:pPr>
+      <w:r>
+        <w:rPr>
+          <w:sz w:val="10"/>
+          <w:szCs w:val="10"/>
+        </w:rPr>
+        <w:t>│ ================================ RUNTIME │</w:t>
+      </w:r>
+    </w:p>
+    <w:p>
+      <w:pPr>
+        <w:bidi w:val="0"/>
+        <w:ind w:firstLine="720" w:firstLineChars="0"/>
+        <w:rPr>
+          <w:sz w:val="10"/>
+          <w:szCs w:val="10"/>
+        </w:rPr>
+      </w:pPr>
+      <w:r>
+        <w:rPr>
+          <w:sz w:val="10"/>
+          <w:szCs w:val="10"/>
+        </w:rPr>
+        <w:t xml:space="preserve"> Caller </w:t>
+      </w:r>
+    </w:p>
+    <w:p>
+      <w:pPr>
+        <w:bidi w:val="0"/>
+        <w:ind w:firstLine="720" w:firstLineChars="0"/>
+        <w:rPr>
+          <w:sz w:val="10"/>
+          <w:szCs w:val="10"/>
+        </w:rPr>
+      </w:pPr>
+      <w:r>
+        <w:rPr>
+          <w:sz w:val="10"/>
+          <w:szCs w:val="10"/>
+        </w:rPr>
+        <w:t xml:space="preserve">↓ PaymentService Proxy </w:t>
+      </w:r>
+    </w:p>
+    <w:p>
+      <w:pPr>
+        <w:bidi w:val="0"/>
+        <w:ind w:firstLine="720" w:firstLineChars="0"/>
+        <w:rPr>
+          <w:sz w:val="10"/>
+          <w:szCs w:val="10"/>
+        </w:rPr>
+      </w:pPr>
+      <w:r>
+        <w:rPr>
+          <w:sz w:val="10"/>
+          <w:szCs w:val="10"/>
+        </w:rPr>
+        <w:t xml:space="preserve">↓ Logging BEFORE </w:t>
+      </w:r>
+    </w:p>
+    <w:p>
+      <w:pPr>
+        <w:bidi w:val="0"/>
+        <w:ind w:firstLine="720" w:firstLineChars="0"/>
+        <w:rPr>
+          <w:sz w:val="10"/>
+          <w:szCs w:val="10"/>
+        </w:rPr>
+      </w:pPr>
+      <w:r>
+        <w:rPr>
+          <w:sz w:val="10"/>
+          <w:szCs w:val="10"/>
+        </w:rPr>
+        <w:t xml:space="preserve">↓ proceed() </w:t>
+      </w:r>
+    </w:p>
+    <w:p>
+      <w:pPr>
+        <w:bidi w:val="0"/>
+        <w:ind w:firstLine="720" w:firstLineChars="0"/>
+        <w:rPr>
+          <w:sz w:val="10"/>
+          <w:szCs w:val="10"/>
+        </w:rPr>
+      </w:pPr>
+      <w:r>
+        <w:rPr>
+          <w:sz w:val="10"/>
+          <w:szCs w:val="10"/>
+        </w:rPr>
+        <w:t xml:space="preserve">Transaction BEGIN </w:t>
+      </w:r>
+    </w:p>
+    <w:p>
+      <w:pPr>
+        <w:bidi w:val="0"/>
+        <w:ind w:firstLine="720" w:firstLineChars="0"/>
+        <w:rPr>
+          <w:sz w:val="10"/>
+          <w:szCs w:val="10"/>
+        </w:rPr>
+      </w:pPr>
+      <w:r>
+        <w:rPr>
+          <w:sz w:val="10"/>
+          <w:szCs w:val="10"/>
+        </w:rPr>
+        <w:t xml:space="preserve">↓ proceed() Target.pay() </w:t>
+      </w:r>
+    </w:p>
+    <w:p>
+      <w:pPr>
+        <w:bidi w:val="0"/>
+        <w:ind w:firstLine="720" w:firstLineChars="0"/>
+        <w:rPr>
+          <w:sz w:val="10"/>
+          <w:szCs w:val="10"/>
+        </w:rPr>
+      </w:pPr>
+      <w:r>
+        <w:rPr>
+          <w:sz w:val="10"/>
+          <w:szCs w:val="10"/>
+        </w:rPr>
+        <w:t xml:space="preserve">↓ Transaction COMMIT </w:t>
+      </w:r>
+    </w:p>
+    <w:p>
+      <w:pPr>
+        <w:bidi w:val="0"/>
+        <w:ind w:firstLine="720" w:firstLineChars="0"/>
+        <w:rPr>
+          <w:sz w:val="10"/>
+          <w:szCs w:val="10"/>
+        </w:rPr>
+      </w:pPr>
+      <w:r>
+        <w:rPr>
+          <w:sz w:val="10"/>
+          <w:szCs w:val="10"/>
+        </w:rPr>
+        <w:t xml:space="preserve">↓ Logging AFTER </w:t>
+      </w:r>
+    </w:p>
+    <w:p>
+      <w:pPr>
+        <w:bidi w:val="0"/>
+        <w:ind w:firstLine="720" w:firstLineChars="0"/>
+        <w:rPr>
+          <w:rFonts w:hint="default"/>
+          <w:lang w:val="en-US"/>
+        </w:rPr>
+      </w:pPr>
+      <w:r>
+        <w:rPr>
+          <w:sz w:val="10"/>
+          <w:szCs w:val="10"/>
+        </w:rPr>
+        <w:t>↓ Caller</w:t>
+      </w:r>
+    </w:p>
+    <w:p>
+      <w:pPr>
+        <w:bidi w:val="0"/>
+      </w:pPr>
+      <w:r>
+        <w:t>Day 26 — Spring Bean Lifecycle &amp; IoC Advanced</w:t>
+      </w:r>
+    </w:p>
+    <w:p>
+      <w:pPr>
+        <w:bidi w:val="0"/>
+        <w:rPr>
+          <w:rFonts w:ascii="SimSun" w:hAnsi="SimSun" w:eastAsia="SimSun" w:cs="SimSun"/>
+          <w:sz w:val="24"/>
+          <w:szCs w:val="24"/>
+        </w:rPr>
+      </w:pPr>
+      <w:r>
+        <w:rPr>
+          <w:rFonts w:ascii="SimSun" w:hAnsi="SimSun" w:eastAsia="SimSun" w:cs="SimSun"/>
+          <w:sz w:val="24"/>
+          <w:szCs w:val="24"/>
+        </w:rPr>
+        <w:t>Day 27 — Spring Transaction Deep</w:t>
+      </w:r>
+    </w:p>
+    <w:p>
+      <w:pPr>
+        <w:keepNext w:val="0"/>
+        <w:keepLines w:val="0"/>
+        <w:widowControl/>
+        <w:suppressLineNumbers w:val="0"/>
+        <w:ind w:left="720" w:leftChars="0"/>
+        <w:rPr>
+          <w:sz w:val="10"/>
+          <w:szCs w:val="10"/>
+        </w:rPr>
+      </w:pPr>
+      <w:r>
+        <w:rPr>
+          <w:rFonts w:ascii="Symbol" w:hAnsi="Symbol" w:eastAsia="Symbol" w:cs="Symbol"/>
+          <w:sz w:val="24"/>
+        </w:rPr>
+        <w:t>·</w:t>
+      </w:r>
+      <w:r>
+        <w:rPr>
+          <w:rFonts w:hint="eastAsia" w:ascii="SimSun" w:hAnsi="SimSun" w:eastAsia="SimSun" w:cs="SimSun"/>
+          <w:sz w:val="24"/>
+        </w:rPr>
+        <w:t xml:space="preserve">  </w:t>
+      </w:r>
+      <w:r>
+        <w:rPr>
+          <w:rStyle w:val="4"/>
+          <w:sz w:val="10"/>
+          <w:szCs w:val="10"/>
+        </w:rPr>
+        <w:t>@Transactional</w:t>
+      </w:r>
+      <w:r>
+        <w:rPr>
+          <w:sz w:val="10"/>
+          <w:szCs w:val="10"/>
+        </w:rPr>
+        <w:t xml:space="preserve"> hoạt động nhờ </w:t>
+      </w:r>
+      <w:r>
+        <w:rPr>
+          <w:rStyle w:val="6"/>
+          <w:sz w:val="10"/>
+          <w:szCs w:val="10"/>
+        </w:rPr>
+        <w:t>proxy + transaction interceptor + transaction manager</w:t>
+      </w:r>
+      <w:r>
+        <w:rPr>
+          <w:sz w:val="10"/>
+          <w:szCs w:val="10"/>
+        </w:rPr>
+        <w:t xml:space="preserve">. </w:t>
+      </w:r>
+    </w:p>
+    <w:p>
+      <w:pPr>
+        <w:keepNext w:val="0"/>
+        <w:keepLines w:val="0"/>
+        <w:widowControl/>
+        <w:suppressLineNumbers w:val="0"/>
+        <w:ind w:left="720" w:leftChars="0"/>
+        <w:rPr>
+          <w:sz w:val="10"/>
+          <w:szCs w:val="10"/>
+        </w:rPr>
+      </w:pPr>
+      <w:r>
+        <w:rPr>
+          <w:rFonts w:hint="default" w:ascii="Symbol" w:hAnsi="Symbol" w:eastAsia="Symbol" w:cs="Symbol"/>
+          <w:sz w:val="10"/>
+          <w:szCs w:val="10"/>
+        </w:rPr>
+        <w:t>·</w:t>
+      </w:r>
+      <w:r>
+        <w:rPr>
+          <w:rFonts w:hint="eastAsia" w:ascii="SimSun" w:hAnsi="SimSun" w:eastAsia="SimSun" w:cs="SimSun"/>
+          <w:sz w:val="10"/>
+          <w:szCs w:val="10"/>
+        </w:rPr>
+        <w:t xml:space="preserve">  </w:t>
+      </w:r>
+      <w:r>
+        <w:rPr>
+          <w:rStyle w:val="4"/>
+          <w:sz w:val="10"/>
+          <w:szCs w:val="10"/>
+        </w:rPr>
+        <w:t>RuntimeException/Error</w:t>
+      </w:r>
+      <w:r>
+        <w:rPr>
+          <w:sz w:val="10"/>
+          <w:szCs w:val="10"/>
+        </w:rPr>
+        <w:t xml:space="preserve"> → rollback mặc định; checked exception → mặc định không. </w:t>
+      </w:r>
+    </w:p>
+    <w:p>
+      <w:pPr>
+        <w:keepNext w:val="0"/>
+        <w:keepLines w:val="0"/>
+        <w:widowControl/>
+        <w:suppressLineNumbers w:val="0"/>
+        <w:ind w:left="720" w:leftChars="0"/>
+        <w:rPr>
+          <w:sz w:val="10"/>
+          <w:szCs w:val="10"/>
+        </w:rPr>
+      </w:pPr>
+      <w:r>
+        <w:rPr>
+          <w:rFonts w:hint="default" w:ascii="Symbol" w:hAnsi="Symbol" w:eastAsia="Symbol" w:cs="Symbol"/>
+          <w:sz w:val="10"/>
+          <w:szCs w:val="10"/>
+        </w:rPr>
+        <w:t>·</w:t>
+      </w:r>
+      <w:r>
+        <w:rPr>
+          <w:rFonts w:hint="eastAsia" w:ascii="SimSun" w:hAnsi="SimSun" w:eastAsia="SimSun" w:cs="SimSun"/>
+          <w:sz w:val="10"/>
+          <w:szCs w:val="10"/>
+        </w:rPr>
+        <w:t xml:space="preserve">  </w:t>
+      </w:r>
+      <w:r>
+        <w:rPr>
+          <w:rStyle w:val="4"/>
+          <w:sz w:val="10"/>
+          <w:szCs w:val="10"/>
+        </w:rPr>
+        <w:t>rollbackFor</w:t>
+      </w:r>
+      <w:r>
+        <w:rPr>
+          <w:sz w:val="10"/>
+          <w:szCs w:val="10"/>
+        </w:rPr>
+        <w:t xml:space="preserve"> / </w:t>
+      </w:r>
+      <w:r>
+        <w:rPr>
+          <w:rStyle w:val="4"/>
+          <w:sz w:val="10"/>
+          <w:szCs w:val="10"/>
+        </w:rPr>
+        <w:t>noRollbackFor</w:t>
+      </w:r>
+      <w:r>
+        <w:rPr>
+          <w:sz w:val="10"/>
+          <w:szCs w:val="10"/>
+        </w:rPr>
+        <w:t xml:space="preserve"> thay đổi rollback rule. </w:t>
+      </w:r>
+    </w:p>
+    <w:p>
+      <w:pPr>
+        <w:keepNext w:val="0"/>
+        <w:keepLines w:val="0"/>
+        <w:widowControl/>
+        <w:suppressLineNumbers w:val="0"/>
+        <w:ind w:left="720" w:leftChars="0"/>
+        <w:rPr>
+          <w:sz w:val="10"/>
+          <w:szCs w:val="10"/>
+        </w:rPr>
+      </w:pPr>
+      <w:r>
+        <w:rPr>
+          <w:rFonts w:hint="default" w:ascii="Symbol" w:hAnsi="Symbol" w:eastAsia="Symbol" w:cs="Symbol"/>
+          <w:sz w:val="10"/>
+          <w:szCs w:val="10"/>
+        </w:rPr>
+        <w:t>·</w:t>
+      </w:r>
+      <w:r>
+        <w:rPr>
+          <w:rFonts w:hint="eastAsia" w:ascii="SimSun" w:hAnsi="SimSun" w:eastAsia="SimSun" w:cs="SimSun"/>
+          <w:sz w:val="10"/>
+          <w:szCs w:val="10"/>
+        </w:rPr>
+        <w:t xml:space="preserve">  </w:t>
+      </w:r>
+      <w:r>
+        <w:rPr>
+          <w:sz w:val="10"/>
+          <w:szCs w:val="10"/>
+        </w:rPr>
+        <w:t xml:space="preserve">Catch/nuốt exception có thể khiến transaction commit. </w:t>
+      </w:r>
+    </w:p>
+    <w:p>
+      <w:pPr>
+        <w:keepNext w:val="0"/>
+        <w:keepLines w:val="0"/>
+        <w:widowControl/>
+        <w:suppressLineNumbers w:val="0"/>
+        <w:ind w:left="720" w:leftChars="0"/>
+        <w:rPr>
+          <w:sz w:val="10"/>
+          <w:szCs w:val="10"/>
+        </w:rPr>
+      </w:pPr>
+      <w:r>
+        <w:rPr>
+          <w:rFonts w:hint="default" w:ascii="Symbol" w:hAnsi="Symbol" w:eastAsia="Symbol" w:cs="Symbol"/>
+          <w:sz w:val="10"/>
+          <w:szCs w:val="10"/>
+        </w:rPr>
+        <w:t>·</w:t>
+      </w:r>
+      <w:r>
+        <w:rPr>
+          <w:rFonts w:hint="eastAsia" w:ascii="SimSun" w:hAnsi="SimSun" w:eastAsia="SimSun" w:cs="SimSun"/>
+          <w:sz w:val="10"/>
+          <w:szCs w:val="10"/>
+        </w:rPr>
+        <w:t xml:space="preserve">  </w:t>
+      </w:r>
+      <w:r>
+        <w:rPr>
+          <w:rStyle w:val="4"/>
+          <w:sz w:val="10"/>
+          <w:szCs w:val="10"/>
+        </w:rPr>
+        <w:t>rollback-only</w:t>
+      </w:r>
+      <w:r>
+        <w:rPr>
+          <w:sz w:val="10"/>
+          <w:szCs w:val="10"/>
+        </w:rPr>
+        <w:t xml:space="preserve"> → dù return bình thường vẫn rollback. </w:t>
+      </w:r>
+    </w:p>
+    <w:p>
+      <w:pPr>
+        <w:keepNext w:val="0"/>
+        <w:keepLines w:val="0"/>
+        <w:widowControl/>
+        <w:suppressLineNumbers w:val="0"/>
+        <w:ind w:left="720" w:leftChars="0"/>
+        <w:rPr>
+          <w:sz w:val="10"/>
+          <w:szCs w:val="10"/>
+        </w:rPr>
+      </w:pPr>
+      <w:r>
+        <w:rPr>
+          <w:rFonts w:hint="default" w:ascii="Symbol" w:hAnsi="Symbol" w:eastAsia="Symbol" w:cs="Symbol"/>
+          <w:sz w:val="10"/>
+          <w:szCs w:val="10"/>
+        </w:rPr>
+        <w:t>·</w:t>
+      </w:r>
+      <w:r>
+        <w:rPr>
+          <w:rFonts w:hint="eastAsia" w:ascii="SimSun" w:hAnsi="SimSun" w:eastAsia="SimSun" w:cs="SimSun"/>
+          <w:sz w:val="10"/>
+          <w:szCs w:val="10"/>
+        </w:rPr>
+        <w:t xml:space="preserve">  </w:t>
+      </w:r>
+      <w:r>
+        <w:rPr>
+          <w:rStyle w:val="4"/>
+          <w:sz w:val="10"/>
+          <w:szCs w:val="10"/>
+        </w:rPr>
+        <w:t>REQUIRED</w:t>
+      </w:r>
+      <w:r>
+        <w:rPr>
+          <w:sz w:val="10"/>
+          <w:szCs w:val="10"/>
+        </w:rPr>
+        <w:t xml:space="preserve"> → có TX thì join, không có thì tạo. </w:t>
+      </w:r>
+    </w:p>
+    <w:p>
+      <w:pPr>
+        <w:keepNext w:val="0"/>
+        <w:keepLines w:val="0"/>
+        <w:widowControl/>
+        <w:suppressLineNumbers w:val="0"/>
+        <w:ind w:left="720" w:leftChars="0"/>
+        <w:rPr>
+          <w:sz w:val="10"/>
+          <w:szCs w:val="10"/>
+        </w:rPr>
+      </w:pPr>
+      <w:r>
+        <w:rPr>
+          <w:rFonts w:hint="default" w:ascii="Symbol" w:hAnsi="Symbol" w:eastAsia="Symbol" w:cs="Symbol"/>
+          <w:sz w:val="10"/>
+          <w:szCs w:val="10"/>
+        </w:rPr>
+        <w:t>·</w:t>
+      </w:r>
+      <w:r>
+        <w:rPr>
+          <w:rFonts w:hint="eastAsia" w:ascii="SimSun" w:hAnsi="SimSun" w:eastAsia="SimSun" w:cs="SimSun"/>
+          <w:sz w:val="10"/>
+          <w:szCs w:val="10"/>
+        </w:rPr>
+        <w:t xml:space="preserve">  </w:t>
+      </w:r>
+      <w:r>
+        <w:rPr>
+          <w:rStyle w:val="4"/>
+          <w:sz w:val="10"/>
+          <w:szCs w:val="10"/>
+        </w:rPr>
+        <w:t>REQUIRES_NEW</w:t>
+      </w:r>
+      <w:r>
+        <w:rPr>
+          <w:sz w:val="10"/>
+          <w:szCs w:val="10"/>
+        </w:rPr>
+        <w:t xml:space="preserve"> → suspend TX cũ, tạo TX mới, </w:t>
+      </w:r>
+      <w:r>
+        <w:rPr>
+          <w:rStyle w:val="6"/>
+          <w:sz w:val="10"/>
+          <w:szCs w:val="10"/>
+        </w:rPr>
+        <w:t>cùng thread thông thường</w:t>
+      </w:r>
+      <w:r>
+        <w:rPr>
+          <w:sz w:val="10"/>
+          <w:szCs w:val="10"/>
+        </w:rPr>
+        <w:t xml:space="preserve">. </w:t>
+      </w:r>
+    </w:p>
+    <w:p>
+      <w:pPr>
+        <w:keepNext w:val="0"/>
+        <w:keepLines w:val="0"/>
+        <w:widowControl/>
+        <w:suppressLineNumbers w:val="0"/>
+        <w:ind w:left="720" w:leftChars="0"/>
+        <w:rPr>
+          <w:sz w:val="10"/>
+          <w:szCs w:val="10"/>
+        </w:rPr>
+      </w:pPr>
+      <w:r>
+        <w:rPr>
+          <w:rFonts w:hint="default" w:ascii="Symbol" w:hAnsi="Symbol" w:eastAsia="Symbol" w:cs="Symbol"/>
+          <w:sz w:val="10"/>
+          <w:szCs w:val="10"/>
+        </w:rPr>
+        <w:t>·</w:t>
+      </w:r>
+      <w:r>
+        <w:rPr>
+          <w:rFonts w:hint="eastAsia" w:ascii="SimSun" w:hAnsi="SimSun" w:eastAsia="SimSun" w:cs="SimSun"/>
+          <w:sz w:val="10"/>
+          <w:szCs w:val="10"/>
+        </w:rPr>
+        <w:t xml:space="preserve">  </w:t>
+      </w:r>
+      <w:r>
+        <w:rPr>
+          <w:rStyle w:val="4"/>
+          <w:sz w:val="10"/>
+          <w:szCs w:val="10"/>
+        </w:rPr>
+        <w:t>NESTED</w:t>
+      </w:r>
+      <w:r>
+        <w:rPr>
+          <w:sz w:val="10"/>
+          <w:szCs w:val="10"/>
+        </w:rPr>
+        <w:t xml:space="preserve"> → savepoint, rollback một phần nếu được hỗ trợ. </w:t>
+      </w:r>
+    </w:p>
+    <w:p>
+      <w:pPr>
+        <w:keepNext w:val="0"/>
+        <w:keepLines w:val="0"/>
+        <w:widowControl/>
+        <w:suppressLineNumbers w:val="0"/>
+        <w:ind w:left="720" w:leftChars="0"/>
+        <w:rPr>
+          <w:sz w:val="10"/>
+          <w:szCs w:val="10"/>
+        </w:rPr>
+      </w:pPr>
+      <w:r>
+        <w:rPr>
+          <w:rFonts w:hint="default" w:ascii="Symbol" w:hAnsi="Symbol" w:eastAsia="Symbol" w:cs="Symbol"/>
+          <w:sz w:val="10"/>
+          <w:szCs w:val="10"/>
+        </w:rPr>
+        <w:t>·</w:t>
+      </w:r>
+      <w:r>
+        <w:rPr>
+          <w:rFonts w:hint="eastAsia" w:ascii="SimSun" w:hAnsi="SimSun" w:eastAsia="SimSun" w:cs="SimSun"/>
+          <w:sz w:val="10"/>
+          <w:szCs w:val="10"/>
+        </w:rPr>
+        <w:t xml:space="preserve">  </w:t>
+      </w:r>
+      <w:r>
+        <w:rPr>
+          <w:rStyle w:val="4"/>
+          <w:sz w:val="10"/>
+          <w:szCs w:val="10"/>
+        </w:rPr>
+        <w:t>SUPPORTS</w:t>
+      </w:r>
+      <w:r>
+        <w:rPr>
+          <w:sz w:val="10"/>
+          <w:szCs w:val="10"/>
+        </w:rPr>
+        <w:t xml:space="preserve">, </w:t>
+      </w:r>
+      <w:r>
+        <w:rPr>
+          <w:rStyle w:val="4"/>
+          <w:sz w:val="10"/>
+          <w:szCs w:val="10"/>
+        </w:rPr>
+        <w:t>MANDATORY</w:t>
+      </w:r>
+      <w:r>
+        <w:rPr>
+          <w:sz w:val="10"/>
+          <w:szCs w:val="10"/>
+        </w:rPr>
+        <w:t xml:space="preserve">, </w:t>
+      </w:r>
+      <w:r>
+        <w:rPr>
+          <w:rStyle w:val="4"/>
+          <w:sz w:val="10"/>
+          <w:szCs w:val="10"/>
+        </w:rPr>
+        <w:t>NEVER</w:t>
+      </w:r>
+      <w:r>
+        <w:rPr>
+          <w:sz w:val="10"/>
+          <w:szCs w:val="10"/>
+        </w:rPr>
+        <w:t xml:space="preserve">, </w:t>
+      </w:r>
+      <w:r>
+        <w:rPr>
+          <w:rStyle w:val="4"/>
+          <w:sz w:val="10"/>
+          <w:szCs w:val="10"/>
+        </w:rPr>
+        <w:t>NOT_SUPPORTED</w:t>
+      </w:r>
+      <w:r>
+        <w:rPr>
+          <w:sz w:val="10"/>
+          <w:szCs w:val="10"/>
+        </w:rPr>
+        <w:t xml:space="preserve">. </w:t>
+      </w:r>
+    </w:p>
+    <w:p>
+      <w:pPr>
+        <w:keepNext w:val="0"/>
+        <w:keepLines w:val="0"/>
+        <w:widowControl/>
+        <w:suppressLineNumbers w:val="0"/>
+        <w:ind w:left="720" w:leftChars="0"/>
+        <w:rPr>
+          <w:sz w:val="10"/>
+          <w:szCs w:val="10"/>
+        </w:rPr>
+      </w:pPr>
+      <w:r>
+        <w:rPr>
+          <w:rFonts w:hint="default" w:ascii="Symbol" w:hAnsi="Symbol" w:eastAsia="Symbol" w:cs="Symbol"/>
+          <w:sz w:val="10"/>
+          <w:szCs w:val="10"/>
+        </w:rPr>
+        <w:t>·</w:t>
+      </w:r>
+      <w:r>
+        <w:rPr>
+          <w:rFonts w:hint="eastAsia" w:ascii="SimSun" w:hAnsi="SimSun" w:eastAsia="SimSun" w:cs="SimSun"/>
+          <w:sz w:val="10"/>
+          <w:szCs w:val="10"/>
+        </w:rPr>
+        <w:t xml:space="preserve">  </w:t>
+      </w:r>
+      <w:r>
+        <w:rPr>
+          <w:sz w:val="10"/>
+          <w:szCs w:val="10"/>
+        </w:rPr>
+        <w:t xml:space="preserve">Isolation và Dirty / Non-repeatable / Phantom Read. </w:t>
+      </w:r>
+    </w:p>
+    <w:p>
+      <w:pPr>
+        <w:keepNext w:val="0"/>
+        <w:keepLines w:val="0"/>
+        <w:widowControl/>
+        <w:suppressLineNumbers w:val="0"/>
+        <w:ind w:left="720" w:leftChars="0"/>
+        <w:rPr>
+          <w:sz w:val="10"/>
+          <w:szCs w:val="10"/>
+        </w:rPr>
+      </w:pPr>
+      <w:r>
+        <w:rPr>
+          <w:rFonts w:hint="default" w:ascii="Symbol" w:hAnsi="Symbol" w:eastAsia="Symbol" w:cs="Symbol"/>
+          <w:sz w:val="10"/>
+          <w:szCs w:val="10"/>
+        </w:rPr>
+        <w:t>·</w:t>
+      </w:r>
+      <w:r>
+        <w:rPr>
+          <w:rFonts w:hint="eastAsia" w:ascii="SimSun" w:hAnsi="SimSun" w:eastAsia="SimSun" w:cs="SimSun"/>
+          <w:sz w:val="10"/>
+          <w:szCs w:val="10"/>
+        </w:rPr>
+        <w:t xml:space="preserve">  </w:t>
+      </w:r>
+      <w:r>
+        <w:rPr>
+          <w:rStyle w:val="4"/>
+          <w:sz w:val="10"/>
+          <w:szCs w:val="10"/>
+        </w:rPr>
+        <w:t>readOnly</w:t>
+      </w:r>
+      <w:r>
+        <w:rPr>
+          <w:sz w:val="10"/>
+          <w:szCs w:val="10"/>
+        </w:rPr>
+        <w:t xml:space="preserve">, </w:t>
+      </w:r>
+      <w:r>
+        <w:rPr>
+          <w:rStyle w:val="4"/>
+          <w:sz w:val="10"/>
+          <w:szCs w:val="10"/>
+        </w:rPr>
+        <w:t>timeout</w:t>
+      </w:r>
+      <w:r>
+        <w:rPr>
+          <w:sz w:val="10"/>
+          <w:szCs w:val="10"/>
+        </w:rPr>
+        <w:t xml:space="preserve">. </w:t>
+      </w:r>
+    </w:p>
+    <w:p>
+      <w:pPr>
+        <w:keepNext w:val="0"/>
+        <w:keepLines w:val="0"/>
+        <w:widowControl/>
+        <w:suppressLineNumbers w:val="0"/>
+        <w:ind w:left="720" w:leftChars="0"/>
+        <w:rPr>
+          <w:sz w:val="10"/>
+          <w:szCs w:val="10"/>
+        </w:rPr>
+      </w:pPr>
+      <w:r>
+        <w:rPr>
+          <w:rFonts w:hint="default" w:ascii="Symbol" w:hAnsi="Symbol" w:eastAsia="Symbol" w:cs="Symbol"/>
+          <w:sz w:val="10"/>
+          <w:szCs w:val="10"/>
+        </w:rPr>
+        <w:t>·</w:t>
+      </w:r>
+      <w:r>
+        <w:rPr>
+          <w:rFonts w:hint="eastAsia" w:ascii="SimSun" w:hAnsi="SimSun" w:eastAsia="SimSun" w:cs="SimSun"/>
+          <w:sz w:val="10"/>
+          <w:szCs w:val="10"/>
+        </w:rPr>
+        <w:t xml:space="preserve">  </w:t>
+      </w:r>
+      <w:r>
+        <w:rPr>
+          <w:sz w:val="10"/>
+          <w:szCs w:val="10"/>
+        </w:rPr>
+        <w:t xml:space="preserve">Self-invocation → bypass proxy. </w:t>
+      </w:r>
+    </w:p>
+    <w:p>
+      <w:pPr>
+        <w:keepNext w:val="0"/>
+        <w:keepLines w:val="0"/>
+        <w:widowControl/>
+        <w:suppressLineNumbers w:val="0"/>
+        <w:ind w:left="720" w:leftChars="0"/>
+        <w:rPr>
+          <w:sz w:val="10"/>
+          <w:szCs w:val="10"/>
+        </w:rPr>
+      </w:pPr>
+      <w:r>
+        <w:rPr>
+          <w:rFonts w:hint="default" w:ascii="Symbol" w:hAnsi="Symbol" w:eastAsia="Symbol" w:cs="Symbol"/>
+          <w:sz w:val="10"/>
+          <w:szCs w:val="10"/>
+        </w:rPr>
+        <w:t>·</w:t>
+      </w:r>
+      <w:r>
+        <w:rPr>
+          <w:rFonts w:hint="eastAsia" w:ascii="SimSun" w:hAnsi="SimSun" w:eastAsia="SimSun" w:cs="SimSun"/>
+          <w:sz w:val="10"/>
+          <w:szCs w:val="10"/>
+        </w:rPr>
+        <w:t xml:space="preserve">  </w:t>
+      </w:r>
+      <w:r>
+        <w:rPr>
+          <w:rStyle w:val="4"/>
+          <w:sz w:val="10"/>
+          <w:szCs w:val="10"/>
+        </w:rPr>
+        <w:t>@Async</w:t>
+      </w:r>
+      <w:r>
+        <w:rPr>
+          <w:sz w:val="10"/>
+          <w:szCs w:val="10"/>
+        </w:rPr>
+        <w:t xml:space="preserve"> → thread khác, transaction context cũ không tự truyền sang. </w:t>
+      </w:r>
+    </w:p>
+    <w:p>
+      <w:pPr>
+        <w:keepNext w:val="0"/>
+        <w:keepLines w:val="0"/>
+        <w:widowControl/>
+        <w:suppressLineNumbers w:val="0"/>
+        <w:ind w:left="720" w:leftChars="0"/>
+        <w:rPr>
+          <w:sz w:val="10"/>
+          <w:szCs w:val="10"/>
+        </w:rPr>
+      </w:pPr>
+      <w:r>
+        <w:rPr>
+          <w:rFonts w:hint="default" w:ascii="Symbol" w:hAnsi="Symbol" w:eastAsia="Symbol" w:cs="Symbol"/>
+          <w:sz w:val="10"/>
+          <w:szCs w:val="10"/>
+        </w:rPr>
+        <w:t>·</w:t>
+      </w:r>
+      <w:r>
+        <w:rPr>
+          <w:rFonts w:hint="eastAsia" w:ascii="SimSun" w:hAnsi="SimSun" w:eastAsia="SimSun" w:cs="SimSun"/>
+          <w:sz w:val="10"/>
+          <w:szCs w:val="10"/>
+        </w:rPr>
+        <w:t xml:space="preserve">  </w:t>
+      </w:r>
+      <w:r>
+        <w:rPr>
+          <w:sz w:val="10"/>
+          <w:szCs w:val="10"/>
+        </w:rPr>
+        <w:t xml:space="preserve">Transaction boundary thường đặt quanh </w:t>
+      </w:r>
+      <w:r>
+        <w:rPr>
+          <w:rStyle w:val="6"/>
+          <w:sz w:val="10"/>
+          <w:szCs w:val="10"/>
+        </w:rPr>
+        <w:t>business use case ở Service layer</w:t>
+      </w:r>
+      <w:r>
+        <w:rPr>
+          <w:sz w:val="10"/>
+          <w:szCs w:val="10"/>
+        </w:rPr>
+        <w:t xml:space="preserve">. </w:t>
+      </w:r>
+    </w:p>
+    <w:p>
+      <w:pPr>
+        <w:keepNext w:val="0"/>
+        <w:keepLines w:val="0"/>
+        <w:widowControl/>
+        <w:suppressLineNumbers w:val="0"/>
+        <w:ind w:left="720" w:leftChars="0"/>
+        <w:rPr>
+          <w:sz w:val="10"/>
+          <w:szCs w:val="10"/>
+        </w:rPr>
+      </w:pPr>
+      <w:r>
+        <w:rPr>
+          <w:rFonts w:hint="default" w:ascii="Symbol" w:hAnsi="Symbol" w:eastAsia="Symbol" w:cs="Symbol"/>
+          <w:sz w:val="10"/>
+          <w:szCs w:val="10"/>
+        </w:rPr>
+        <w:t>·</w:t>
+      </w:r>
+      <w:r>
+        <w:rPr>
+          <w:rFonts w:hint="eastAsia" w:ascii="SimSun" w:hAnsi="SimSun" w:eastAsia="SimSun" w:cs="SimSun"/>
+          <w:sz w:val="10"/>
+          <w:szCs w:val="10"/>
+        </w:rPr>
+        <w:t xml:space="preserve">  </w:t>
+      </w:r>
+      <w:r>
+        <w:rPr>
+          <w:sz w:val="10"/>
+          <w:szCs w:val="10"/>
+        </w:rPr>
+        <w:t>DB rollback không tự rollback HTTP/API/email bên ngoài.</w:t>
+      </w:r>
+    </w:p>
+    <w:p>
+      <w:pPr>
+        <w:bidi w:val="0"/>
+        <w:rPr>
+          <w:rFonts w:hint="default" w:ascii="SimSun" w:hAnsi="SimSun" w:eastAsia="SimSun" w:cs="SimSun"/>
+          <w:sz w:val="24"/>
+          <w:szCs w:val="24"/>
+          <w:lang w:val="en-US"/>
+        </w:rPr>
+      </w:pPr>
       <w:bookmarkStart w:id="0" w:name="_GoBack"/>
       <w:bookmarkEnd w:id="0"/>
     </w:p>
@@ -212,7 +1458,9 @@
       <w:pPr>
         <w:bidi w:val="0"/>
         <w:rPr>
-          <w:rFonts w:hint="default"/>
+          <w:rFonts w:hint="default" w:ascii="SimSun" w:hAnsi="SimSun" w:eastAsia="SimSun" w:cs="SimSun"/>
+          <w:sz w:val="24"/>
+          <w:szCs w:val="24"/>
           <w:lang w:val="en-US"/>
         </w:rPr>
       </w:pPr>
@@ -516,7 +1764,17 @@
       </w:tblCellMar>
     </w:tblPr>
   </w:style>
-  <w:style w:type="paragraph" w:styleId="4">
+  <w:style w:type="character" w:styleId="4">
+    <w:name w:val="HTML Code"/>
+    <w:basedOn w:val="2"/>
+    <w:uiPriority w:val="0"/>
+    <w:rPr>
+      <w:rFonts w:ascii="Courier New" w:hAnsi="Courier New" w:cs="Courier New"/>
+      <w:sz w:val="20"/>
+      <w:szCs w:val="20"/>
+    </w:rPr>
+  </w:style>
+  <w:style w:type="paragraph" w:styleId="5">
     <w:name w:val="HTML Preformatted"/>
     <w:qFormat/>
     <w:uiPriority w:val="0"/>
@@ -547,6 +1805,16 @@
       <w:sz w:val="24"/>
       <w:szCs w:val="24"/>
       <w:lang w:val="en-US" w:eastAsia="zh-CN" w:bidi="ar"/>
+    </w:rPr>
+  </w:style>
+  <w:style w:type="character" w:styleId="6">
+    <w:name w:val="Strong"/>
+    <w:basedOn w:val="2"/>
+    <w:qFormat/>
+    <w:uiPriority w:val="0"/>
+    <w:rPr>
+      <w:b/>
+      <w:bCs/>
     </w:rPr>
   </w:style>
 </w:styles>
